--- a/Phase Wise Templets/Project Design Phase/Problem - Solution Fit Template/Problem - Solution Fit Template v1.docx
+++ b/Phase Wise Templets/Project Design Phase/Problem - Solution Fit Template/Problem - Solution Fit Template v1.docx
@@ -375,6 +375,26 @@
           <w:t>https://medium.com/@epicantus/problem-solution-fit-canvas-aa3dd59cb4fe</w:t>
         </w:r>
       </w:hyperlink>
+    </w:p>
+    <w:p>
+      <w:r>
+        <w:t>Problem - Solution Fit for HouseHunt:</w:t>
+      </w:r>
+    </w:p>
+    <w:p>
+      <w:r>
+        <w:t>Problem: Users struggle to find verified, affordable housing quickly and easily.</w:t>
+      </w:r>
+    </w:p>
+    <w:p>
+      <w:r>
+        <w:t>Solution: HouseHunt provides a centralized, verified platform with advanced filtering, virtual tours, and direct owner messaging.</w:t>
+      </w:r>
+    </w:p>
+    <w:p>
+      <w:r>
+        <w:t>Why it fits: Addresses the specific pain points of time-waste and trust issues in the real estate market.</w:t>
+      </w:r>
     </w:p>
     <w:sectPr>
       <w:pgSz w:w="11906" w:h="16838"/>
